--- a/Vize - Proje 1 Veritabanı Yedekleme ve Felaketten Kurtarma Planı/Proje 2 Raporu.docx
+++ b/Vize - Proje 1 Veritabanı Yedekleme ve Felaketten Kurtarma Planı/Proje 2 Raporu.docx
@@ -290,33 +290,54 @@
         <w:spacing w:after="360"/>
         <w:jc w:val="center"/>
         <w:rPr>
-          <w:rFonts w:eastAsia="Times New Roman" w:cs="Arial"/>
-          <w:b/>
-          <w:szCs w:val="24"/>
-        </w:rPr>
-      </w:pPr>
-      <w:r>
-        <w:rPr>
           <w:rFonts w:ascii="Tahoma-Bold" w:hAnsi="Tahoma-Bold" w:cs="Tahoma-Bold"/>
           <w:b/>
           <w:bCs/>
           <w:sz w:val="27"/>
           <w:szCs w:val="27"/>
         </w:rPr>
+      </w:pPr>
+      <w:r>
+        <w:rPr>
+          <w:rFonts w:ascii="Tahoma-Bold" w:hAnsi="Tahoma-Bold" w:cs="Tahoma-Bold"/>
+          <w:b/>
+          <w:bCs/>
+          <w:sz w:val="27"/>
+          <w:szCs w:val="27"/>
+        </w:rPr>
         <w:t xml:space="preserve"> Veri T</w:t>
+      </w:r>
+      <w:r>
+        <w:rPr>
+          <w:rFonts w:ascii="Tahoma-Bold" w:hAnsi="Tahoma-Bold" w:cs="Tahoma-Bold"/>
+          <w:b/>
+          <w:bCs/>
+          <w:sz w:val="27"/>
+          <w:szCs w:val="27"/>
+        </w:rPr>
+        <w:t>abanı Yedekleme ve Felaketten Kurtarma Planı</w:t>
+      </w:r>
+    </w:p>
+    <w:p>
+      <w:pPr>
+        <w:spacing w:after="360"/>
+        <w:jc w:val="center"/>
+        <w:rPr>
+          <w:rFonts w:eastAsia="Times New Roman" w:cs="Arial"/>
+          <w:b/>
+          <w:szCs w:val="24"/>
+        </w:rPr>
+      </w:pPr>
+      <w:r>
+        <w:rPr>
+          <w:rFonts w:eastAsia="Times New Roman" w:cs="Arial"/>
+          <w:b/>
+          <w:szCs w:val="24"/>
+        </w:rPr>
+        <w:t>https://github.com/zeyneph61/Ag-Tabanli-Paralel-Dagitim-Sistemleri-Projeleri</w:t>
       </w:r>
       <w:bookmarkStart w:id="0" w:name="_GoBack"/>
       <w:bookmarkEnd w:id="0"/>
-      <w:r>
-        <w:rPr>
-          <w:rFonts w:ascii="Tahoma-Bold" w:hAnsi="Tahoma-Bold" w:cs="Tahoma-Bold"/>
-          <w:b/>
-          <w:bCs/>
-          <w:sz w:val="27"/>
-          <w:szCs w:val="27"/>
-        </w:rPr>
-        <w:t>abanı Yedekleme ve Felaketten Kurtarma Planı</w:t>
-      </w:r>
     </w:p>
     <w:p>
       <w:pPr>
